--- a/交付成果/第三轮修订版/第三轮4周版/读书会16_突破生命的束缚_4周资料包（第三版修订）/Word版/第4周_巴拉密善行与总结行动_学员版.docx
+++ b/交付成果/第三轮修订版/第三轮4周版/读书会16_突破生命的束缚_4周资料包（第三版修订）/Word版/第4周_巴拉密善行与总结行动_学员版.docx
@@ -801,7 +801,7 @@
         <w:rPr>
           <w:b w:val="0"/>
         </w:rPr>
-        <w:t>[00:01:10.550] 为什么要修行呢？啊，我们前面讲到了，他是为了突破生命的束缚。那。那生命是怎么束缚着我们呢？啊，是因为啊，有这个。我们的业和烦恼。尤其是无名和可爱。那么无名和可爱，它是怎么在作用在我们的身心呢？啊，这个前面我们讲到了说生命的四个要素，对吧。或者说生命三个要素。三个要素呢，是把。这个。四要素里的业和烦恼。啊，合起来把它称为叫圆啊。所以我们经常讲说属于一缘，属于缘呢？啊属于什么呢，它就是属于一个业和烦恼当下的呈现的状态。好。那。</w:t>
+        <w:t>[00:01:10.550] 为什么要修行呢？啊，我们前面讲到了，他是为了突破生命的束缚。那。那生命是怎么束缚着我们呢？啊，是因为啊，有这个。我们的业和烦恼。尤其是无明和可爱。那么无明和可爱，它是怎么在作用在我们的身心呢？啊，这个前面我们讲到了说生命的四个要素，对吧。或者说生命三个要素。三个要素呢，是把。这个。四要素里的业和烦恼。啊，合起来把它称为叫圆啊。所以我们经常讲说属于一缘，属于缘呢？啊属于什么呢，它就是属于一个业和烦恼当下的呈现的状态。好。那。</w:t>
       </w:r>
     </w:p>
     <w:p>
@@ -817,7 +817,7 @@
         <w:rPr>
           <w:b w:val="0"/>
         </w:rPr>
-        <w:t>[00:02:32.560] 我们再讲一点业的运作啊。那。业的运作呢，我们先要了解。业有四种定则哈，我们业的定则是五种定则的其中一种啊。嗯。那。这个。业呢，本身又有四种啊。我们四个是溶液。四个四种业呢，分别是以作用、以受报次序、以受报实销，以受报所在地来展开的。那一受报的作用呢？是有四种，一种令生业、支柱业、阻碍业和毁坏业。那。这个这个是从。学生以及整个生命阶段来讲的。令生业呢，它。分结生的时候的令生液和生活期间的这个令生液。所有的令生业呢，都要是足道业啊。</w:t>
+        <w:t>[00:02:32.560] 我们再讲一点业的运作啊。那。业的运作呢，我们先要了解。业有四种定则哈，我们业的定则是五种定则的其中一种啊。嗯。那。这个。业呢，本身又有四种啊。我们四个是溶业。四个四种业呢，分别是以作用、以受报次序、以受报实销，以受报所在地来展开的。那一受报的作用呢？是有四种，一种令生业、支柱业、阻碍业和毁坏业。那。这个这个是从。学生以及整个生命阶段来讲的。令生业呢，它。分结生的时候的令生业和生活期间的这个令生业。所有的令生业呢，都要是足道业啊。</w:t>
       </w:r>
     </w:p>
     <w:p>
@@ -833,15 +833,15 @@
         <w:rPr>
           <w:b w:val="0"/>
         </w:rPr>
-        <w:t>[00:04:13.940] 这样的主道叶呢，就会在。这个就如果成熟的时候，它是会导致结生的啊，它就会另生的那也可能导致你生病啊。比如说身上长个瘤子，它也是一种生命期间的定成液啊。好，那这个就是叶呢，它可以作为令生啊。</w:t>
-      </w:r>
-    </w:p>
-    <w:p>
-      <w:r>
-        <w:rPr>
-          <w:b w:val="0"/>
-        </w:rPr>
-        <w:t>[00:04:37.920] 令生呢，就可以结生的时候以及生命期间的那善的业呢，就是善的令生业啊，会导致善的令生啊，不善的业呢，会导致不善的令生。我们刚才讲了善呢，你来做人，我们这一生来成为一个人啊。啊，那从死亡到结生啊，举个例子，我们下一生要去一个好地方，是跟我们这一生临死前啊的念头有关的好。啊，那这个临死前这个成熟的业导致我们下一生的。这个节生那么这样的临时。的时候，成熟的那个叶呢，就称为令生叶。</w:t>
+        <w:t>[00:04:13.940] 这样的主道业呢，就会在。这个就如果成熟的时候，它是会导致结生的啊，它就会另生的那也可能导致你生病啊。比如说身上长个瘤子，它也是一种生命期间的定成业啊。好，那这个就是业呢，它可以作为令生啊。</w:t>
+      </w:r>
+    </w:p>
+    <w:p>
+      <w:r>
+        <w:rPr>
+          <w:b w:val="0"/>
+        </w:rPr>
+        <w:t>[00:04:37.920] 令生呢，就可以结生的时候以及生命期间的那善的业呢，就是善的令生业啊，会导致善的令生啊，不善的业呢，会导致不善的令生。我们刚才讲了善呢，你来做人，我们这一生来成为一个人啊。啊，那从死亡到结生啊，举个例子，我们下一生要去一个好地方，是跟我们这一生临死前啊的念头有关的好。啊，那这个临死前这个成熟的业导致我们下一生的。这个结生那么这样的临时。的时候，成熟的那个业呢，就称为令生业。</w:t>
       </w:r>
     </w:p>
     <w:p>
@@ -873,7 +873,7 @@
         <w:rPr>
           <w:b w:val="0"/>
         </w:rPr>
-        <w:t>[00:15:05.960] 啊，这个就是生命的客观事实。啊，我们要真实的去这样去思考啊，不然你就不会悚惧啊，就觉得挺好。嗯，喜欢生命挺好。我想跟这个人计较，跟那个人计较啊啊，这个人看我一眼，那个人啊，如何如何。啊，这要死的时候你还这么计较计较就去鬼界，对啊，那这个是令生夜啊，这个是死亡结生的时候，还有呢，剩下的呢，他就会在生命期间。啊，也会成熟，生命期间成熟的呢，它也有令生叶啊。那生病期间成熟力生间，</w:t>
+        <w:t>[00:15:05.960] 啊，这个就是生命的客观事实。啊，我们要真实的去这样去思考啊，不然你就不会悚惧啊，就觉得挺好。嗯，喜欢生命挺好。我想跟这个人计较，跟那个人计较啊啊，这个人看我一眼，那个人啊，如何如何。啊，这要死的时候你还这么计较计较就去鬼界，对啊，那这个是令生夜啊，这个是死亡结生的时候，还有呢，剩下的呢，他就会在生命期间。啊，也会成熟，生命期间成熟的呢，它也有令生业啊。那生病期间成熟力生间，</w:t>
       </w:r>
     </w:p>
     <w:p>
@@ -897,7 +897,7 @@
         <w:rPr>
           <w:b w:val="0"/>
         </w:rPr>
-        <w:t>[00:17:30.620] 还有包括如果说我们长肿瘤了，生个病呢，很严重的病呢啊，它也是一种不上的女神液啊，这个这个这个感冒病毒了，病毒感冒了就生起一个新的病呢啊，它就是一种不善的。啊，令生也好。但是呢，我们称中还有一种叫阻碍叶。啊。阻碍叶呢，它就不是表现出来了。</w:t>
+        <w:t>[00:17:30.620] 还有包括如果说我们长肿瘤了，生个病呢，很严重的病呢啊，它也是一种不上的女神业啊，这个这个这个感冒病毒了，病毒感冒了就生起一个新的病呢啊，它就是一种不善的。啊，令生也好。但是呢，我们称中还有一种叫阻碍业。啊。阻碍业呢，它就不是表现出来了。</w:t>
       </w:r>
     </w:p>
     <w:p>
@@ -913,15 +913,15 @@
         <w:rPr>
           <w:b w:val="0"/>
         </w:rPr>
-        <w:t>[00:18:17.220] 那还有一些呢，就是说诶这一段这几天呢，突然间就觉得浑身乏力啊，就是浑身不得劲儿，没有任何原因啊，它没有一种新的呈现出来，但就是影响到你的身体的状态，但是可能是阻碍叶成熟，然后这种状态下呢，就会导致你很容易感冒。好。那那这个后面感冒呢，是一个定生液啊。但是呢。由于抵抗力下降啊的这个这个导致这个感冒这个铃声也成熟的，</w:t>
-      </w:r>
-    </w:p>
-    <w:p>
-      <w:r>
-        <w:rPr>
-          <w:b w:val="0"/>
-        </w:rPr>
-        <w:t>[00:18:59.820] 前面那个抵抗力下降的那个叶呢，它是阻碍叶。啊，那这个主干叶呢，它就是股市的那个主导叶。啊不是主道液，它就以阻碍的形式出现啊，那这个阻碍液呢，它就是比如说导致你感冒，那么就是说这个，比如说你这个啊，你不是去杀生啊，但是你可能水洗呀。啊。对有随喜杀生呢啊这个那么这样的业呢，它就是呃就是成有可能成为阻碍业啊，就是不很不是很严重的水洗沙尘，它就可能成为这样的一个阻碍业。</w:t>
+        <w:t>[00:18:17.220] 那还有一些呢，就是说诶这一段这几天呢，突然间就觉得浑身乏力啊，就是浑身不得劲儿，没有任何原因啊，它没有一种新的呈现出来，但就是影响到你的身体的状态，但是可能是阻碍业成熟，然后这种状态下呢，就会导致你很容易感冒。好。那那这个后面感冒呢，是一个定生业啊。但是呢。由于抵抗力下降啊的这个这个导致这个感冒这个铃声也成熟的，</w:t>
+      </w:r>
+    </w:p>
+    <w:p>
+      <w:r>
+        <w:rPr>
+          <w:b w:val="0"/>
+        </w:rPr>
+        <w:t>[00:18:59.820] 前面那个抵抗力下降的那个业呢，它是阻碍业。啊，那这个主干业呢，它就是股市的那个主导业。啊不是主道业，它就以阻碍的形式出现啊，那这个阻碍业呢，它就是比如说导致你感冒，那么就是说这个，比如说你这个啊，你不是去杀生啊，但是你可能水洗呀。啊。对有随喜杀生呢啊这个那么这样的业呢，它就是呃就是成有可能成为阻碍业啊，就是不很不是很严重的水洗沙尘，它就可能成为这样的一个阻碍业。</w:t>
       </w:r>
     </w:p>
     <w:p>
@@ -937,7 +937,7 @@
         <w:rPr>
           <w:b w:val="0"/>
         </w:rPr>
-        <w:t>[00:20:09.070] 一类呢就是我们终止我们的生命。啊，就是死了。好。那举个例子说，我们在新冠期间，很多人就得了新冠。然后这个无法，这个这个这个医疗无效，医治无效，死掉了。那这个呢，就是他强烈的毁坏业。啊，把我们这一生的生命的令生业终止了啊。被终止掉了。哦，那那这种。这种毁坏业呢，一定是强的那个呃，杀生的主导业。啊。下身的主道叶保持，然后这个终止我们这个领生意。那生命期间呢，</w:t>
+        <w:t>[00:20:09.070] 一类呢就是我们终止我们的生命。啊，就是死了。好。那举个例子说，我们在新冠期间，很多人就得了新冠。然后这个无法，这个这个这个医疗无效，医治无效，死掉了。那这个呢，就是他强烈的毁坏业。啊，把我们这一生的生命的令生业终止了啊。被终止掉了。哦，那那这种。这种毁坏业呢，一定是强的那个呃，杀生的主导业。啊。下身的主道业保持，然后这个终止我们这个领生意。那生命期间呢，</w:t>
       </w:r>
     </w:p>
     <w:p>
@@ -966,15 +966,15 @@
         <w:rPr>
           <w:b w:val="0"/>
         </w:rPr>
-        <w:t>[00:20:56.650] 它也有一些啊，比如说。这个离原来做企业啊。生意一直都不错啊，突然间有一阵子有一个时候呢，由于比如说啊这个来一个人把你骗了。啊或者你自己这个某一个投资呢就失败了。或者出现某一种政策性的因素，那你这个事儿没法做。好，那么你原来挣钱的那个这个产生收益利益的那个那个定生业呢，它就被中断掉了。啊，那也是一种伪外业。啊。好，那么这个就是说呢，我们生命期间呢，都是这一些令生叶、蜘蛛叶、阻碍叶、鬼花叶在起作用。所以我们要平常呢要懂得去观察。啊，</w:t>
-      </w:r>
-    </w:p>
-    <w:p>
-      <w:r>
-        <w:rPr>
-          <w:b w:val="0"/>
-        </w:rPr>
-        <w:t>[00:21:57.650] 就是有比如说你有一段时间莫名其妙没有任何缘由的，就感觉各种不顺啊。那你要知道，这个时候可能阻碍叶或者生命期间的一些小的毁坏也的出现了，不善叶冒头啊。不善于冒头的时候呢，就不要搞鬼怎么样？不要搞鬼呢，就不要做事儿。不要去做投资啊，不要去做重大的这些事啊，</w:t>
+        <w:t>[00:20:56.650] 它也有一些啊，比如说。这个离原来做企业啊。生意一直都不错啊，突然间有一阵子有一个时候呢，由于比如说啊这个来一个人把你骗了。啊或者你自己这个某一个投资呢就失败了。或者出现某一种政策性的因素，那你这个事儿没法做。好，那么你原来挣钱的那个这个产生收益利益的那个那个定生业呢，它就被中断掉了。啊，那也是一种伪外业。啊。好，那么这个就是说呢，我们生命期间呢，都是这一些令生业、蜘蛛叶、阻碍业、鬼花叶在起作用。所以我们要平常呢要懂得去观察。啊，</w:t>
+      </w:r>
+    </w:p>
+    <w:p>
+      <w:r>
+        <w:rPr>
+          <w:b w:val="0"/>
+        </w:rPr>
+        <w:t>[00:21:57.650] 就是有比如说你有一段时间莫名其妙没有任何缘由的，就感觉各种不顺啊。那你要知道，这个时候可能阻碍业或者生命期间的一些小的毁坏也的出现了，不善业冒头啊。不善于冒头的时候呢，就不要搞鬼怎么样？不要搞鬼呢，就不要做事儿。不要去做投资啊，不要去做重大的这些事啊，</w:t>
       </w:r>
     </w:p>
     <w:p>
@@ -990,7 +990,7 @@
         <w:rPr>
           <w:b w:val="0"/>
         </w:rPr>
-        <w:t>[00:22:44.640] 啊，那么。这个不善业冒头的时候呢，就是你你做什么亏什么，做什么不什么不顺啊，它只会让你越来越糟糕。啊，那这个就是我们这个对于业果的这个把握的应用，虽然你不能够看清楚，但是你若心足够敏锐的时候，你是可以观察到一点点的。嗯。好，那好，那么除了在日常生活中，就我们观察过去的业啊。在我们生命中成熟啊。那。这个这个除了我们知道怎么规避，同时我们要看到这个越成熟的时候啊，它都是一个什么样的状态。</w:t>
+        <w:t>[00:22:44.640] 啊，那么。这个不善业冒头的时候呢，就是你你做什么亏什么，做什么不什么不顺啊，它只会让你越来越糟糕。啊，那这个就是我们这个对于业果的这个把握的应用，虽然你不能够看清楚，但是你若心足够敏锐的时候，你是可以观察到一点点的。嗯。好，那好，那么除了在日常生活中，就我们观察过去的业啊。在我们生命中成熟啊。那。这个这个除了我们知道怎么规避，同时我们要看到这个业成熟的时候啊，它都是一个什么样的状态。</w:t>
       </w:r>
     </w:p>
     <w:p>
@@ -1046,7 +1046,7 @@
         <w:rPr>
           <w:b w:val="0"/>
         </w:rPr>
-        <w:t>[00:54:57.040] 就要好好去思考了。嗯。就像八千大帝王讲的一样呢，除了正行。除了服刑。除了上行。就没有什么值得做的？啊，大家好好思考回去啊，就是大家很想规划未来的人，那就好好规划一下，哪些是正行，哪些是福形，哪些是善行啊。这是值得做的，其他都不值得做啊。</w:t>
+        <w:t>[00:54:57.040] 就要好好去思考了。嗯。就像八千大帝王讲的一样呢，除了正行。除了服刑。除了上行。就没有什么值得做的？啊，大家好好思考回去啊，就是大家很想规划未来的人，那就好好规划一下，哪些是正行，哪些是福行，哪些是善行啊。这是值得做的，其他都不值得做啊。</w:t>
       </w:r>
     </w:p>
     <w:p>
@@ -3307,7 +3307,7 @@
         <w:rPr>
           <w:b w:val="0"/>
         </w:rPr>
-        <w:t>[00:00:00.800] 各位香友晚上好。嗯。嗯。大家给我安排今天是突破生命束缚浓缩版，浓缩版你看这个浓缩版呢，因为就通过生命舒服呢，我原来的安排是十天的课程嘛，哦十十个小时嘛，十个小时，然后就那原来大家都听过嘛，对吧。都听过有的谁有没有听过，就是建议多讲讲哪一段比较好，都说重点还是。</w:t>
+        <w:t>[00:00:00.800] 各位香友晚上好。嗯。嗯。大家给我安排今天是突破生命束缚浓缩版，浓缩版你看这个浓缩版呢，因为就通过生命束缚呢，我原来的安排是十天的课程嘛，哦十十个小时嘛，十个小时，然后就那原来大家都听过嘛，对吧。都听过有的谁有没有听过，就是建议多讲讲哪一段比较好，都说重点还是。</w:t>
       </w:r>
     </w:p>
     <w:p>
@@ -3524,7 +3524,7 @@
         <w:rPr>
           <w:b w:val="0"/>
         </w:rPr>
-        <w:t>[01:03:10.700] 你看。我们这个苦集灭道四圣谛嘛啊，那苦集灭道四圣谛呢，你看苦呢，就是我们当下的生命状态，你的一切生命状态呢，都是苦地受涩啊，苦呢，我们在巴黎里面叫杜康对吧。啊嘟卡呢，它是这个嘟和咔的这个组合词了啊。那这个这个度的意思呢，是会坏啊，是这个空是恶是无啊，这个是难啊对，就简单来讲就是它会坏掉，它最后会变成空无。那卡的意思呢，是不圆满低劣受到逼迫啊，那所以呢，都卡合起来是一种不圆满的低劣的受逼迫的会坏掉的空无的啊，终极来讲是空无的存在状态，那称为杜康好。</w:t>
+        <w:t>[01:03:10.700] 你看。我们这个苦集灭道四圣谛嘛啊，那苦集灭道四圣谛呢，你看苦呢，就是我们当下的生命状态，你的一切生命状态呢，都是苦地受涩啊，苦呢，我们在巴黎里面叫苦对吧。啊苦呢，它是这个嘟和咔的这个组合词了啊。那这个这个度的意思呢，是会坏啊，是这个空是恶是无啊，这个是难啊对，就简单来讲就是它会坏掉，它最后会变成空无。那卡的意思呢，是不圆满低劣受到逼迫啊，那所以呢，都卡合起来是一种不圆满的低劣的受逼迫的会坏掉的空无的啊，终极来讲是空无的存在状态，那称为苦好。</w:t>
       </w:r>
     </w:p>
     <w:p>
@@ -3548,7 +3548,7 @@
         <w:rPr>
           <w:b w:val="0"/>
         </w:rPr>
-        <w:t>[01:05:06.820] 总而言之呢，五曲因是苦，就是你有生命的状态，你的生命就是受逼迫的，所以它是苦了啊，那么苦呢，它是有原因的，对吧？啊啊原因呢，是因为有无名和可爱，根本来讲就有无名和可爱，简单来说，在你临死的时候呢。你其实死了，即使你觉得啊，死就死吧，但是你也是无可奈何了。</w:t>
+        <w:t>[01:05:06.820] 总而言之呢，五曲因是苦，就是你有生命的状态，你的生命就是受逼迫的，所以它是苦了啊，那么苦呢，它是有原因的，对吧？啊啊原因呢，是因为有无明和可爱，根本来讲就有无明和可爱，简单来说，在你临死的时候呢。你其实死了，即使你觉得啊，死就死吧，但是你也是无可奈何了。</w:t>
       </w:r>
     </w:p>
     <w:p>
@@ -3620,7 +3620,7 @@
         <w:rPr>
           <w:b w:val="0"/>
         </w:rPr>
-        <w:t>[01:09:35.680] 就我们经典里面讲说我生已尽啊，这个这个这个这个这个啊，所做皆办啊，不受后有啊。那个时候你真的看到你的生命不受后有了啊，那你再来看说，哎，我要不要去涅盘呢？还是我回来继续轮回了好，那，那你确定完以后要去涅槃啊？那你再来修八正道啊，所以古今灭道，它是这样的案例了。</w:t>
+        <w:t>[01:09:35.680] 就我们经典里面讲说我生已尽啊，这个这个这个这个这个啊，所做皆办啊，不受后有啊。那个时候你真的看到你的生命不受后有了啊，那你再来看说，哎，我要不要去涅槃呢？还是我回来继续轮回了好，那，那你确定完以后要去涅槃啊？那你再来修八正道啊，所以古今灭道，它是这样的案例了。</w:t>
       </w:r>
     </w:p>
     <w:p>
@@ -3798,7 +3798,7 @@
         <w:rPr>
           <w:b w:val="0"/>
         </w:rPr>
-        <w:t>[01:37:05.600] 他为什么会这个这样的一种存在呢？啊，他是跟我们下面的无名啊。这个无名是什么呢？其实就是我们的人设简单来讲，就我觉得这个事情应该应该应该改成底层的这个东西。</w:t>
+        <w:t>[01:37:05.600] 他为什么会这个这样的一种存在呢？啊，他是跟我们下面的无明啊。这个无明是什么呢？其实就是我们的人设简单来讲，就我觉得这个事情应该应该应该改成底层的这个东西。</w:t>
       </w:r>
     </w:p>
     <w:p>
@@ -3814,7 +3814,7 @@
         <w:rPr>
           <w:b w:val="0"/>
         </w:rPr>
-        <w:t>[01:37:59.840] 所以，它是一个底层的算法，无名呢，是一个底层算法，对自我人设的底层算法。然后呢，这个底层算法要用那个受来支撑。那这个受支撑上面呢，它形成了一大堆的自己以自以为是的观念，而这些自以为是的观念呢，支撑着我们日常的这个所有的行为习惯。啊，那你要调整你自己呢，就是一层一层的要过下去了啊，那么当我们把这个人这个算法啊，彻底的换成涅槃的这种算法的时候，你就超越生命了啊，它是这样的一个一个路径啊。</w:t>
+        <w:t>[01:37:59.840] 所以，它是一个底层的算法，无明呢，是一个底层算法，对自我人设的底层算法。然后呢，这个底层算法要用那个受来支撑。那这个受支撑上面呢，它形成了一大堆的自己以自以为是的观念，而这些自以为是的观念呢，支撑着我们日常的这个所有的行为习惯。啊，那你要调整你自己呢，就是一层一层的要过下去了啊，那么当我们把这个人这个算法啊，彻底的换成涅槃的这种算法的时候，你就超越生命了啊，它是这样的一个一个路径啊。</w:t>
       </w:r>
     </w:p>
     <w:p>
@@ -3988,7 +3988,7 @@
         <w:rPr>
           <w:b w:val="0"/>
         </w:rPr>
-        <w:t>[00:35:55.650] 是这样个角度，那如果是没有这样的粽叶呢，啊，一般呢是这个惯性叶。惯形叶先成熟啊，那有些人说是临死叶啊，那临死叶就是在临死的时候会成熟的啊。但是呢，这个如果是我们讲这个呃一般情况下呢，就是说没有特别的安排的情况下呢，</w:t>
+        <w:t>[00:35:55.650] 是这样个角度，那如果是没有这样的粽叶呢，啊，一般呢是这个惯性业。惯形业先成熟啊，那有些人说是临死业啊，那临死业就是在临死的时候会成熟的啊。但是呢，这个如果是我们讲这个呃一般情况下呢，就是说没有特别的安排的情况下呢，</w:t>
       </w:r>
     </w:p>
     <w:p>
@@ -4012,7 +4012,7 @@
         <w:rPr>
           <w:b w:val="0"/>
         </w:rPr>
-        <w:t>[00:36:51.300] 啊，那或者说呢，我们这个民众这个平常的是想就是哎呀，我的孩子啊，哎呀，我的这个这个老公啊呀，我的太太啊，要我的生意啊好，那这些都是生命中最重要的事儿。那你每天都在这倒腾这个事儿啊，那这个业就成熟了。那这样的业呢，如果你是忧虑忧愁担心为多，那就是称心啊，基本上就是啊，地狱啊啊这个为多了。那那如果是贪心啊，升起来的贪心啊，基本上是鬼界畜生界为多了啊。</w:t>
+        <w:t>[00:36:51.300] 啊，那或者说呢，我们这个民众这个平常的是想就是哎呀，我的孩子啊，哎呀，我的这个这个老公啊呀，我的太太啊，要我的生意啊好，那这些都是生命中最重要的事儿。那你每天都在这倒腾这个事儿啊，那这个业就成熟了。那这样的业呢，如果你是忧虑忧愁担心为多，那就是嗔心啊，基本上就是啊，地狱啊啊这个为多了。那那如果是贪心啊，升起来的贪心啊，基本上是鬼界畜生界为多了啊。</w:t>
       </w:r>
     </w:p>
     <w:p>
@@ -4084,7 +4084,7 @@
         <w:rPr>
           <w:b w:val="0"/>
         </w:rPr>
-        <w:t>[00:41:23.450] 那如果临终的时候呢，我们刚好碰到一个特别不好的事情啊，或者让你起大称心呐，或者起舍不得的心呐啊，那也可能导致于这个这个这个这个投生恶趣了啊。</w:t>
+        <w:t>[00:41:23.450] 那如果临终的时候呢，我们刚好碰到一个特别不好的事情啊，或者让你起大嗔心呐，或者起舍不得的心呐啊，那也可能导致于这个这个这个这个投生恶趣了啊。</w:t>
       </w:r>
     </w:p>
     <w:p>
@@ -4156,7 +4156,7 @@
         <w:rPr>
           <w:b w:val="0"/>
         </w:rPr>
-        <w:t>[00:45:47.880] 其他的一些啊，这个啊，这个阻碍叶啊，或者令生业来出现啊，但是不会作为结生的这个这个这个这个啊，这个令生业啊。</w:t>
+        <w:t>[00:45:47.880] 其他的一些啊，这个啊，这个阻碍业啊，或者令生业来出现啊，但是不会作为结生的这个这个这个这个啊，这个令生业啊。</w:t>
       </w:r>
     </w:p>
     <w:p>
@@ -4276,7 +4276,7 @@
         <w:rPr>
           <w:b w:val="0"/>
         </w:rPr>
-        <w:t>[00:54:57.040] 就要好好去思考了。嗯。就像八千大帝王讲的一样呢，除了正行。除了服刑。除了上行。就没有什么值得做的？啊，大家好好思考回去啊，就是大家很想规划未来的人，那就好好规划一下，哪些是正行，哪些是福形，哪些是善行啊。这是值得做的，其他都不值得做啊。</w:t>
+        <w:t>[00:54:57.040] 就要好好去思考了。嗯。就像八千大帝王讲的一样呢，除了正行。除了服刑。除了上行。就没有什么值得做的？啊，大家好好思考回去啊，就是大家很想规划未来的人，那就好好规划一下，哪些是正行，哪些是福行，哪些是善行啊。这是值得做的，其他都不值得做啊。</w:t>
       </w:r>
     </w:p>
     <w:p>
@@ -4582,7 +4582,7 @@
         <w:rPr>
           <w:b w:val="0"/>
         </w:rPr>
-        <w:t>[00:12:11.000] 好。这十五种数值。那如果讲到阿毗达摩来讲呢。它就是跟美心相应的，三十八中清楚哦。通一切型的星座好出手讲注意进行灵敏跟周一好。对。巡视啊，圣解精进，喜和欲，这是同一写的十三个同一心性的心佛。然后呢，二十五个美弦。啊，信念惭愧，无贪无嗔。中色性。心和心所得，轻安、轻快、柔软，事业练达正直。慧根啊。杯型和水洗。那这三十八个心锁，大家对照一下。啊，尤其二十五个美心，大家对照一下。啊。</w:t>
+        <w:t>[00:12:11.000] 好。这十五种数值。那如果讲到阿毗达摩来讲呢。它就是跟美心相应的，三十八中清楚哦。通一切型的星座好出手讲注意进行灵敏跟周一好。对。巡视啊，圣解精进，喜和欲，这是同一写的十三个同一心性的心佛。然后呢，二十五个美弦。啊，信念惭愧，无贪无嗔。中色性。心和心所得，轻安、轻快、柔软，事业练达正直。慧根啊。杯型和水洗。那这三十八个心所，大家对照一下。啊，尤其二十五个美心，大家对照一下。啊。</w:t>
       </w:r>
     </w:p>
     <w:p>
@@ -4614,7 +4614,7 @@
         <w:rPr>
           <w:b w:val="0"/>
         </w:rPr>
-        <w:t>[00:14:30.020] 作为一个禅修者，作为一个修行者来讲，你的住处只能在思念处里面。不能在其他的地方。好，那你除了禅修以外，你平常的心的住处在哪里？那如果我们不在四面处里面呢，啊，那就一定是在不恰当的住处里的。他没有其他的住处，他一定其他的住处一定就是不恰当的住处。不恰当的住处，就会导向不恰当的道。啊，你的当下呢，就不是解脱，当下就是在缠绕。啊，那么这个就是我们必日常不断的去练习的这样的一种数字的，那如果我们能够成就三十四个民法的出产和组织。</w:t>
+        <w:t>[00:14:30.020] 作为一个禅修者，作为一个修行者来讲，你的住处只能在念处里面。不能在其他的地方。好，那你除了禅修以外，你平常的心的住处在哪里？那如果我们不在四面处里面呢，啊，那就一定是在不恰当的住处里的。他没有其他的住处，他一定其他的住处一定就是不恰当的住处。不恰当的住处，就会导向不恰当的道。啊，你的当下呢，就不是解脱，当下就是在缠绕。啊，那么这个就是我们必日常不断的去练习的这样的一种数字的，那如果我们能够成就三十四个民法的出产和组织。</w:t>
       </w:r>
     </w:p>
     <w:p>
@@ -4662,7 +4662,7 @@
         <w:rPr>
           <w:b w:val="0"/>
         </w:rPr>
-        <w:t>[00:17:03.940] 回过头来训练我们的心。内蒙的。离诸不善法到离诸不散法的时候，心随便放大，有心有事注意错答。啊那么我们如果说啊，一下子做不到像佛陀佛陀那样教导说食福叶啊对吧。</w:t>
+        <w:t>[00:17:03.940] 回过头来训练我们的心。内蒙的。离诸不善法到离诸不散法的时候，心随便放大，有心有事注意错答。啊那么我们如果说啊，一下子做不到像佛陀佛陀那样教导说食福业啊对吧。</w:t>
       </w:r>
     </w:p>
     <w:p>
@@ -4806,7 +4806,7 @@
         <w:rPr>
           <w:b w:val="0"/>
         </w:rPr>
-        <w:t>[00:24:53.040] 当他看到这个，看到他这个导致的这个业啊，无名爱取啊，然后呢，他清理这一条线上的啊，这个转掉他这样的错误的认知啊啊，他说跟我讲说至少现在咱们没有这种感觉。</w:t>
+        <w:t>[00:24:53.040] 当他看到这个，看到他这个导致的这个业啊，无明爱取啊，然后呢，他清理这一条线上的啊，这个转掉他这样的错误的认知啊啊，他说跟我讲说至少现在咱们没有这种感觉。</w:t>
       </w:r>
     </w:p>
     <w:p>
@@ -4886,15 +4886,15 @@
         <w:rPr>
           <w:b w:val="0"/>
         </w:rPr>
-        <w:t>[00:28:30.780] 那就十五叶那费十五种情对吧。啊。这个十五种行呢，这个持戒哦啊然后七妙法。啊复查二查三查四查。啊，那么其实对起来呢，也就是刚才讲的三十八种心理素质。啊，但是十五叶和十五种形态就比较具体的一件一件的事儿。</w:t>
-      </w:r>
-    </w:p>
-    <w:p>
-      <w:r>
-        <w:rPr>
-          <w:b w:val="0"/>
-        </w:rPr>
-        <w:t>[00:28:57.000] 啊，那我们看看我们一年时间里面我们做了哪一些呢。啊，那做完以后呢，算一算你的。动机是什么呢？无名爱曲是什么呢？内心是一个什么样的状态呢？我们就可以把那个。啊功德感受一下，那么这些功德感受我就回馈到我们自己内在外在。</w:t>
+        <w:t>[00:28:30.780] 那就十五业那费十五种情对吧。啊。这个十五种行呢，这个持戒哦啊然后七妙法。啊复查二查三查四查。啊，那么其实对起来呢，也就是刚才讲的三十八种心理素质。啊，但是十五业和十五种形态就比较具体的一件一件的事儿。</w:t>
+      </w:r>
+    </w:p>
+    <w:p>
+      <w:r>
+        <w:rPr>
+          <w:b w:val="0"/>
+        </w:rPr>
+        <w:t>[00:28:57.000] 啊，那我们看看我们一年时间里面我们做了哪一些呢。啊，那做完以后呢，算一算你的。动机是什么呢？无明爱取是什么呢？内心是一个什么样的状态呢？我们就可以把那个。啊功德感受一下，那么这些功德感受我就回馈到我们自己内在外在。</w:t>
       </w:r>
     </w:p>
     <w:p>

--- a/交付成果/第三轮修订版/第三轮4周版/读书会16_突破生命的束缚_4周资料包（第三版修订）/Word版/第4周_巴拉密善行与总结行动_学员版.docx
+++ b/交付成果/第三轮修订版/第三轮4周版/读书会16_突破生命的束缚_4周资料包（第三版修订）/Word版/第4周_巴拉密善行与总结行动_学员版.docx
@@ -966,7 +966,7 @@
         <w:rPr>
           <w:b w:val="0"/>
         </w:rPr>
-        <w:t>[00:20:56.650] 它也有一些啊，比如说。这个离原来做企业啊。生意一直都不错啊，突然间有一阵子有一个时候呢，由于比如说啊这个来一个人把你骗了。啊或者你自己这个某一个投资呢就失败了。或者出现某一种政策性的因素，那你这个事儿没法做。好，那么你原来挣钱的那个这个产生收益利益的那个那个定生业呢，它就被中断掉了。啊，那也是一种伪外业。啊。好，那么这个就是说呢，我们生命期间呢，都是这一些令生业、蜘蛛叶、阻碍业、鬼花叶在起作用。所以我们要平常呢要懂得去观察。啊，</w:t>
+        <w:t>[00:20:56.650] 它也有一些啊，比如说。这个离原来做企业啊。生意一直都不错啊，突然间有一阵子有一个时候呢，由于比如说啊这个来一个人把你骗了。啊或者你自己这个某一个投资呢就失败了。或者出现某一种政策性的因素，那你这个事儿没法做。好，那么你原来挣钱的那个这个产生收益利益的那个那个定生业呢，它就被中断掉了。啊，那也是一种伪外业。啊。好，那么这个就是说呢，我们生命期间呢，都是这一些令生业、支助业、阻碍业、毁坏业在起作用。所以我们要平常呢要懂得去观察。啊，</w:t>
       </w:r>
     </w:p>
     <w:p>
@@ -3940,7 +3940,7 @@
         <w:rPr>
           <w:b w:val="0"/>
         </w:rPr>
-        <w:t>[00:33:33.060] 那么这么大的功德呢，在他临终的时候并没有成熟，而是他临终的时候，一个追悔的，说谎的，追悔的，一个不善业陈述，结果呢，他堕入了地狱，七天时间。啊，孩子堕落地狱。那也就是说呢，除了禅那的粽叶维持到临终，其他的你再强的粽叶也不一定在临终的时候一定会成熟。</w:t>
+        <w:t>[00:33:33.060] 那么这么大的功德呢，在他临终的时候并没有成熟，而是他临终的时候，一个追悔的，说谎的，追悔的，一个不善业陈述，结果呢，他堕入了地狱，七天时间。啊，孩子堕落地狱。那也就是说呢，除了禅那的重业维持到临终，其他的你再强的重业也不一定在临终的时候一定会成熟。</w:t>
       </w:r>
     </w:p>
     <w:p>
@@ -3988,7 +3988,7 @@
         <w:rPr>
           <w:b w:val="0"/>
         </w:rPr>
-        <w:t>[00:35:55.650] 是这样个角度，那如果是没有这样的粽叶呢，啊，一般呢是这个惯性业。惯形业先成熟啊，那有些人说是临死业啊，那临死业就是在临死的时候会成熟的啊。但是呢，这个如果是我们讲这个呃一般情况下呢，就是说没有特别的安排的情况下呢，</w:t>
+        <w:t>[00:35:55.650] 是这样个角度，那如果是没有这样的重业呢，啊，一般呢是这个惯性业。惯行业先成熟啊，那有些人说是临死业啊，那临死业就是在临死的时候会成熟的啊。但是呢，这个如果是我们讲这个呃一般情况下呢，就是说没有特别的安排的情况下呢，</w:t>
       </w:r>
     </w:p>
     <w:p>

--- a/交付成果/第三轮修订版/第三轮4周版/读书会16_突破生命的束缚_4周资料包（第三版修订）/Word版/第4周_巴拉密善行与总结行动_学员版.docx
+++ b/交付成果/第三轮修订版/第三轮4周版/读书会16_突破生命的束缚_4周资料包（第三版修订）/Word版/第4周_巴拉密善行与总结行动_学员版.docx
@@ -3612,7 +3612,7 @@
         <w:rPr>
           <w:b w:val="0"/>
         </w:rPr>
-        <w:t>[01:09:03.740] 对于这个一个佛教徒来讲，你要先知道有涅槃呢。那有涅槃呢，只是佛陀讲，或者经典上讲，你不信呢，对吧？所以呢，我们就在修缘起的时候，你要先看到你的未来。你要么是阿拉汉，你要么成佛。啊，那一生生命终结的时候，你正入无余涅槃道，所以你在再往下的心流里面看不到心流了。生命到此终结了啊，再没有其他生命升起，下一生的生命升起了。</w:t>
+        <w:t>[01:09:03.740] 对于这个一个佛教徒来讲，你要先知道有涅槃呢。那有涅槃呢，只是佛陀讲，或者经典上讲，你不信呢，对吧？所以呢，我们就在修缘起的时候，你要先看到你的未来。你要么是阿拉汉，你要么成佛。啊，那一生生命终结的时候，你证入无余涅槃，所以你在再往下的心流里面看不到心流了。生命到此终结了啊，再没有其他生命升起，下一生的生命升起了。</w:t>
       </w:r>
     </w:p>
     <w:p>
@@ -3782,15 +3782,15 @@
         <w:rPr>
           <w:b w:val="0"/>
         </w:rPr>
-        <w:t>[01:36:16.160] 那佛法呢？你要把这个受也要看到。好，那这个受看到呢，你说我也知道啊，这个这个受不可依靠啊，但是很强烈啊，对吧，但你一定要找到一个可替换的受。啊，那可壁化的时候呢，其实呢，就是我们一般感官的时候是什么呢？多巴胺对吧？那个可替换的时候呢，内啡肽。他是要要去努力然后去实现的，他是要那他会有快乐的对吧？我们讲助人为乐，这个这个练度的快乐啊，涅槃的快乐，他就是不断的挑战自己，不断的突破自己的时候，他也很多快乐。</w:t>
-      </w:r>
-    </w:p>
-    <w:p>
-      <w:r>
-        <w:rPr>
-          <w:b w:val="0"/>
-        </w:rPr>
-        <w:t>[01:36:53.640] 内个备胎，所以你要从追求内啡肽感官的这个，那把多巴胺的快乐转向追求这个内啡肽的快乐，那就有可能了啊。那么的感受呢。</w:t>
+        <w:t>[01:36:16.160] 那佛法呢？你要把这个受也要看到。好，那这个受看到呢，你说我也知道啊，这个这个受不可依靠啊，但是很强烈啊，对吧，但你一定要找到一个可替换的受。啊，那可替换的时候呢，其实呢，就是我们一般感官的时候是什么呢？多巴胺对吧？那个可替换的时候呢，内啡肽。他是要要去努力然后去实现的，他是要那他会有快乐的对吧？我们讲助人为乐，这个这个念处的快乐啊，涅槃的快乐，他就是不断的挑战自己，不断的突破自己的时候，他也很多快乐。</w:t>
+      </w:r>
+    </w:p>
+    <w:p>
+      <w:r>
+        <w:rPr>
+          <w:b w:val="0"/>
+        </w:rPr>
+        <w:t>[01:36:53.640] 内啡肽，所以你要从追求内啡肽感官的这个，那把多巴胺的快乐转向追求这个内啡肽的快乐，那就有可能了啊。那么的感受呢。</w:t>
       </w:r>
     </w:p>
     <w:p>
@@ -3948,23 +3948,23 @@
         <w:rPr>
           <w:b w:val="0"/>
         </w:rPr>
-        <w:t>[00:34:00.720] 就像我们中国，我们讲说我们在很多寺院搞量房宝仓，对吧。</w:t>
-      </w:r>
-    </w:p>
-    <w:p>
-      <w:r>
-        <w:rPr>
-          <w:b w:val="0"/>
-        </w:rPr>
-        <w:t>[00:34:07.700] 梁皇宝仓什么意思？梁皇就是梁武帝，对呀。啊，梁武帝这个宝呢，就是宝志公，就是这个梁武帝的国师啊，那他们干了一个什么事情，为什么要这么干呢？因为梁武帝的妃子死了啊，说给梁武帝托梦的时候，变成一条大蟒蛇了。那然后梁武帝呢，就请他的国师宝志公呢，</w:t>
-      </w:r>
-    </w:p>
-    <w:p>
-      <w:r>
-        <w:rPr>
-          <w:b w:val="0"/>
-        </w:rPr>
-        <w:t>[00:34:30.140] 啊说怎么办呢？宝志公呢，就集合了全国的高僧呢，啊，就是造了这一部梁皇宝忏。然后，这个这个搞法会连环宝忏。然后，据说呢，把这个梁武帝的惠子禅把它渡到天上去了。啊，所以呢，我们现在就保留下来这样的一种仪轨啊啊，要要超度一个亡灵啊，就搞梁王保障呢。啊。那所以呢，这个。这个。这个众业呢，只有禅那维持到临终啊。所以大家呢，如果想真的下一生很有保障呢，那就应该是这个好好的禅修啊，然后到时候坐着走。告诉人家说我要再过半个小时了，我们就走了，那你一定就投身到梵天界。</w:t>
+        <w:t>[00:34:00.720] 就像我们中国，我们讲说我们在很多寺院搞梁皇宝忏，对吧。</w:t>
+      </w:r>
+    </w:p>
+    <w:p>
+      <w:r>
+        <w:rPr>
+          <w:b w:val="0"/>
+        </w:rPr>
+        <w:t>[00:34:07.700] 梁皇宝忏什么意思？梁皇就是梁武帝，对呀。啊，梁武帝这个宝呢，就是宝志公，就是这个梁武帝的国师啊，那他们干了一个什么事情，为什么要这么干呢？因为梁武帝的妃子死了啊，说给梁武帝托梦的时候，变成一条大蟒蛇了。那然后梁武帝呢，就请他的国师宝志公呢，</w:t>
+      </w:r>
+    </w:p>
+    <w:p>
+      <w:r>
+        <w:rPr>
+          <w:b w:val="0"/>
+        </w:rPr>
+        <w:t>[00:34:30.140] 啊说怎么办呢？宝志公呢，就集合了全国的高僧呢，啊，就是造了这一部梁皇宝忏。然后，这个这个搞法会、拜梁皇宝忏。然后，据说呢，把这个梁武帝的妃子超渡到天上去了。啊，所以呢，我们现在就保留下来这样的一种仪轨啊啊，要要超度一个亡灵啊，就搞梁皇宝忏呢。啊。那所以呢，这个。这个。这个众业呢，只有禅那维持到临终啊。所以大家呢，如果想真的下一生很有保障呢，那就应该是这个好好的禅修啊，然后到时候坐着走。告诉人家说我要再过半个小时了，我们就走了，那你一定就投身到梵天界。</w:t>
       </w:r>
     </w:p>
     <w:p>
@@ -4430,7 +4430,7 @@
         <w:rPr>
           <w:b w:val="0"/>
         </w:rPr>
-        <w:t>[00:03:38.200] 那其实对于佛法来讲也是这样哦。那个。就举个例子讲说A说禅修一直修不上去，对吧，这个禅那一直转不得。为什么呢？这个就是你的内功德还不够，哪一个内功功德不够呢？就是跟初禅相应的，这种相应心所的数字不够。啊，这样简单来讲，就五常之的力量不够哦，所以他就没有办法正常了。好。那相反来讲呢，就是相应来讲就是你有很多不良的数字。啊，就是预防晨会昏沉，睡眠掉皮，最毁坏疑覆盖。所以呢，把你盖住，你就上不去哦。</w:t>
+        <w:t>[00:03:38.200] 那其实对于佛法来讲也是这样哦。那个。就举个例子讲说A说禅修一直修不上去，对吧，这个禅那一直转不得。为什么呢？这个就是你的内功德还不够，哪一个内功功德不够呢？就是跟初禅相应的，这种相应心所的素质不够。啊，这样简单来讲，就五禅支的力量不够哦，所以他就没有办法正常了。好。那相反来讲呢，就是相应来讲就是你有很多不良的素质。啊，就是预防晨会昏沉，睡眠掉皮，最毁坏疑覆盖。所以呢，把你盖住，你就上不去哦。</w:t>
       </w:r>
     </w:p>
     <w:p>
@@ -4622,23 +4622,23 @@
         <w:rPr>
           <w:b w:val="0"/>
         </w:rPr>
-        <w:t>[00:15:25.840] 而且全是喜乐，一定性的，长之有臂。啊，按照佛陀的说法呢，就是有情俗世，注意处场。啊有形有色，注意团前面呢就说。你你都不上吧。啊，离生喜乐，有形有色，注意出产。所以你只要离诸不善法以后。他自然就会生喜乐。</w:t>
-      </w:r>
-    </w:p>
-    <w:p>
-      <w:r>
-        <w:rPr>
-          <w:b w:val="0"/>
-        </w:rPr>
-        <w:t>[00:15:55.520] 有喜有乐的时候，你只要心意放在业头上，有形有势，心意放在业头上，就作为出彩。</w:t>
-      </w:r>
-    </w:p>
-    <w:p>
-      <w:r>
-        <w:rPr>
-          <w:b w:val="0"/>
-        </w:rPr>
-        <w:t>[00:16:02.680] 所以后面你们大家这个要不出场的人是是一个什么特点呢，就心一放到业处就吸进去了。初唐五十斋就是这样。对吧，新得一方的话就进去了。</w:t>
+        <w:t>[00:15:25.840] 而且全是喜乐，一定性的，长之有臂。啊，按照佛陀的说法呢，就是有寻有伺，注意处场。啊有寻有伺，注意团前面呢就说。你你都不上吧。啊，离生喜乐，有寻有伺，注意出产。所以你只要离诸不善法以后。他自然就会生喜乐。</w:t>
+      </w:r>
+    </w:p>
+    <w:p>
+      <w:r>
+        <w:rPr>
+          <w:b w:val="0"/>
+        </w:rPr>
+        <w:t>[00:15:55.520] 有喜有乐的时候，你只要心意放在业头上，有寻有伺，心意放在业头上，就作为出彩。</w:t>
+      </w:r>
+    </w:p>
+    <w:p>
+      <w:r>
+        <w:rPr>
+          <w:b w:val="0"/>
+        </w:rPr>
+        <w:t>[00:16:02.680] 所以后面你们大家这个要不出场的人是是一个什么特点呢，就心一放到业处就吸进去了。初禅就是这样。对吧，心一境性的话就进去了。</w:t>
       </w:r>
     </w:p>
     <w:p>
@@ -4654,15 +4654,15 @@
         <w:rPr>
           <w:b w:val="0"/>
         </w:rPr>
-        <w:t>[00:16:31.825] 像佛陀才讲说，有形有势就直接作为出场啊，那是有形有色直接作为场的前提是什么？离诸五盖离都不犯法。凭什么你天天的想说啊，我怎么样真的出场？都是在结果上使劲儿，就像我们很多人就在页数上使劲，是不是啊？那个路透西应该变成怎么样啊？一周西应该要啊，要平静啊，我要这个要清晰啊，我要管控啊，全是在结果上做的。就不在你的心上折腾。可以看看你的心，为什么会这样呢？</w:t>
-      </w:r>
-    </w:p>
-    <w:p>
-      <w:r>
-        <w:rPr>
-          <w:b w:val="0"/>
-        </w:rPr>
-        <w:t>[00:17:03.940] 回过头来训练我们的心。内蒙的。离诸不善法到离诸不散法的时候，心随便放大，有心有事注意错答。啊那么我们如果说啊，一下子做不到像佛陀佛陀那样教导说食福业啊对吧。</w:t>
+        <w:t>[00:16:31.825] 像佛陀才讲说，有寻有伺就直接作为出场啊，那是有寻有伺直接作为场的前提是什么？离诸五盖离都不犯法。凭什么你天天的想说啊，我怎么样真的出场？都是在结果上使劲儿，就像我们很多人就在页数上使劲，是不是啊？那个入出息应该变成怎么样啊？入出息应该要啊，要平静啊，我要这个要清晰啊，我要管控啊，全是在结果上做的。就不在你的心上折腾。可以看看你的心，为什么会这样呢？</w:t>
+      </w:r>
+    </w:p>
+    <w:p>
+      <w:r>
+        <w:rPr>
+          <w:b w:val="0"/>
+        </w:rPr>
+        <w:t>[00:17:03.940] 回过头来训练我们的心。内蒙的。离诸不善法到离诸不散法的时候，心随便放大，有心有事心一境性。啊那么我们如果说啊，一下子做不到像佛陀佛陀那样教导说食福业啊对吧。</w:t>
       </w:r>
     </w:p>
     <w:p>
